--- a/REPORT/Overall_Report.docx
+++ b/REPORT/Overall_Report.docx
@@ -224,15 +224,7 @@
     </w:p>
     <w:p>
       <w:r>
-        <w:t xml:space="preserve">In this project, we </w:t>
-      </w:r>
-      <w:proofErr w:type="spellStart"/>
-      <w:r>
-        <w:t>analyze</w:t>
-      </w:r>
-      <w:proofErr w:type="spellEnd"/>
-      <w:r>
-        <w:t xml:space="preserve"> flight data from 2024 to understand flight delays and cancellations. We use Python to examine the dataset, check data quality, clean the data, and create different visualizations. We also use feature engineering and Principal Component Analysis (PCA) to prepare the numerical data and study its important patterns.</w:t>
+        <w:t>In this project, we analyze flight data from 2024 to understand flight delays and cancellations. We use Python to examine the dataset, check data quality, clean the data, and create different visualizations. We also use feature engineering and Principal Component Analysis (PCA) to prepare the numerical data and study its important patterns.</w:t>
       </w:r>
     </w:p>
     <w:p>
@@ -291,15 +283,7 @@
     <w:p/>
     <w:p>
       <w:r>
-        <w:t xml:space="preserve">The main problem is to </w:t>
-      </w:r>
-      <w:proofErr w:type="spellStart"/>
-      <w:r>
-        <w:t>analyze</w:t>
-      </w:r>
-      <w:proofErr w:type="spellEnd"/>
-      <w:r>
-        <w:t xml:space="preserve"> flight data and study departure delays, arrival delays, cancellations, diversions, and other flight details. The data may also contain missing values and unusual delay values, which need to be checked before analysis.</w:t>
+        <w:t>The main problem is to analyze flight data and study departure delays, arrival delays, cancellations, diversions, and other flight details. The data may also contain missing values and unusual delay values, which need to be checked before analysis.</w:t>
       </w:r>
     </w:p>
     <w:p>
@@ -328,15 +312,7 @@
     </w:p>
     <w:p>
       <w:r>
-        <w:t xml:space="preserve">This project focuses on </w:t>
-      </w:r>
-      <w:proofErr w:type="spellStart"/>
-      <w:r>
-        <w:t>analyzing</w:t>
-      </w:r>
-      <w:proofErr w:type="spellEnd"/>
-      <w:r>
-        <w:t xml:space="preserve"> flight delays and cancellations using flight data from 2024. The dataset contains information such as flight dates, airline details, departure and arrival times, delays, flight distance, cancellations, and diversions.</w:t>
+        <w:t>This project focuses on analyzing flight delays and cancellations using flight data from 2024. The dataset contains information such as flight dates, airline details, departure and arrival times, delays, flight distance, cancellations, and diversions.</w:t>
       </w:r>
     </w:p>
     <w:p>
@@ -455,13 +431,7 @@
         </w:numPr>
       </w:pPr>
       <w:r>
-        <w:t>To</w:t>
-      </w:r>
-      <w:r>
-        <w:t xml:space="preserve"> </w:t>
-      </w:r>
-      <w:r>
-        <w:t>apply feature scaling to numerical columns.</w:t>
+        <w:t>To apply feature scaling to numerical columns.</w:t>
       </w:r>
     </w:p>
     <w:p>
@@ -613,13 +583,8 @@
           <w:numId w:val="2"/>
         </w:numPr>
       </w:pPr>
-      <w:proofErr w:type="spellStart"/>
-      <w:r>
-        <w:t>Undrstanding</w:t>
-      </w:r>
-      <w:proofErr w:type="spellEnd"/>
-      <w:r>
-        <w:t xml:space="preserve"> the results of PCA and explained variance.</w:t>
+      <w:r>
+        <w:t>Undrstanding the results of PCA and explained variance.</w:t>
       </w:r>
     </w:p>
     <w:p/>
@@ -716,7 +681,13 @@
     </w:p>
     <w:p>
       <w:r>
-        <w:t>The dataset also contains delay-related information such as carrier delay, weather delay, air traffic system delay, security delay, and late aircraft delay.</w:t>
+        <w:t xml:space="preserve">The dataset also contains delay-related information such as carrier delay, weather delay, </w:t>
+      </w:r>
+      <w:r>
+        <w:t>National Air System (NAS) delay</w:t>
+      </w:r>
+      <w:r>
+        <w:t>, security delay, and late aircraft delay.</w:t>
       </w:r>
     </w:p>
     <w:p>
@@ -936,68 +907,7 @@
     </w:p>
     <w:p>
       <w:r>
-        <w:t xml:space="preserve">Methods used: </w:t>
-      </w:r>
-      <w:proofErr w:type="spellStart"/>
-      <w:r>
-        <w:t>read_</w:t>
-      </w:r>
-      <w:proofErr w:type="gramStart"/>
-      <w:r>
-        <w:t>csv</w:t>
-      </w:r>
-      <w:proofErr w:type="spellEnd"/>
-      <w:r>
-        <w:t>(</w:t>
-      </w:r>
-      <w:proofErr w:type="gramEnd"/>
-      <w:r>
-        <w:t xml:space="preserve">), shape, </w:t>
-      </w:r>
-      <w:proofErr w:type="gramStart"/>
-      <w:r>
-        <w:t>head(</w:t>
-      </w:r>
-      <w:proofErr w:type="gramEnd"/>
-      <w:r>
-        <w:t xml:space="preserve">), </w:t>
-      </w:r>
-      <w:proofErr w:type="gramStart"/>
-      <w:r>
-        <w:t>info(</w:t>
-      </w:r>
-      <w:proofErr w:type="gramEnd"/>
-      <w:r>
-        <w:t xml:space="preserve">), </w:t>
-      </w:r>
-      <w:proofErr w:type="gramStart"/>
-      <w:r>
-        <w:t>describe(</w:t>
-      </w:r>
-      <w:proofErr w:type="gramEnd"/>
-      <w:r>
-        <w:t xml:space="preserve">), </w:t>
-      </w:r>
-      <w:proofErr w:type="spellStart"/>
-      <w:proofErr w:type="gramStart"/>
-      <w:r>
-        <w:t>isnull</w:t>
-      </w:r>
-      <w:proofErr w:type="spellEnd"/>
-      <w:r>
-        <w:t>(</w:t>
-      </w:r>
-      <w:proofErr w:type="gramEnd"/>
-      <w:r>
-        <w:t xml:space="preserve">), and </w:t>
-      </w:r>
-      <w:proofErr w:type="gramStart"/>
-      <w:r>
-        <w:t>sum(</w:t>
-      </w:r>
-      <w:proofErr w:type="gramEnd"/>
-      <w:r>
-        <w:t>).</w:t>
+        <w:t>Methods used: read_csv(), shape, head(), info(), describe(), isnull(), and sum().</w:t>
       </w:r>
     </w:p>
     <w:p>
@@ -1054,6 +964,12 @@
       </w:r>
     </w:p>
     <w:p>
+      <w:r>
+        <w:t>The dataset contains 3,538,856 records and 35 features, covering January 1, 2024 to July 4, 2024</w:t>
+      </w:r>
+      <w:r>
+        <w:t xml:space="preserve">. </w:t>
+      </w:r>
       <w:r>
         <w:t>The dataset contains both numerical and categorical information. Numerical columns include departure delay, arrival delay, taxi times, air time, and distance. Categorical columns include airline carrier, origin airport, destination airport, and cancellation code.</w:t>
       </w:r>
@@ -1072,6 +988,9 @@
     <w:p/>
     <w:p>
       <w:r>
+        <w:rPr>
+          <w:noProof/>
+        </w:rPr>
         <w:drawing>
           <wp:inline distT="0" distB="0" distL="0" distR="0" wp14:anchorId="0D8E2E55" wp14:editId="0DACBB2F">
             <wp:extent cx="5731510" cy="2366010"/>
@@ -1112,6 +1031,9 @@
     <w:p/>
     <w:p>
       <w:r>
+        <w:rPr>
+          <w:noProof/>
+        </w:rPr>
         <w:drawing>
           <wp:inline distT="0" distB="0" distL="0" distR="0" wp14:anchorId="4AB5437E" wp14:editId="26EB111E">
             <wp:extent cx="4221846" cy="3261643"/>
@@ -1214,10 +1136,7 @@
         </w:numPr>
       </w:pPr>
       <w:r>
-        <w:t>ZAARA N – Reviewed the dataset and helped interpret the results</w:t>
-      </w:r>
-      <w:r>
-        <w:t>.</w:t>
+        <w:t>ZAARA N – Reviewed the dataset and helped interpret the results.</w:t>
       </w:r>
     </w:p>
     <w:p/>
@@ -1290,78 +1209,7 @@
     </w:p>
     <w:p>
       <w:r>
-        <w:t xml:space="preserve">Methods used: </w:t>
-      </w:r>
-      <w:proofErr w:type="spellStart"/>
-      <w:proofErr w:type="gramStart"/>
-      <w:r>
-        <w:t>isnull</w:t>
-      </w:r>
-      <w:proofErr w:type="spellEnd"/>
-      <w:r>
-        <w:t>(</w:t>
-      </w:r>
-      <w:proofErr w:type="gramEnd"/>
-      <w:r>
-        <w:t xml:space="preserve">), </w:t>
-      </w:r>
-      <w:proofErr w:type="gramStart"/>
-      <w:r>
-        <w:t>sum(</w:t>
-      </w:r>
-      <w:proofErr w:type="gramEnd"/>
-      <w:r>
-        <w:t xml:space="preserve">), </w:t>
-      </w:r>
-      <w:proofErr w:type="spellStart"/>
-      <w:proofErr w:type="gramStart"/>
-      <w:r>
-        <w:t>groupby</w:t>
-      </w:r>
-      <w:proofErr w:type="spellEnd"/>
-      <w:r>
-        <w:t>(</w:t>
-      </w:r>
-      <w:proofErr w:type="gramEnd"/>
-      <w:r>
-        <w:t xml:space="preserve">), </w:t>
-      </w:r>
-      <w:proofErr w:type="spellStart"/>
-      <w:r>
-        <w:t>value_</w:t>
-      </w:r>
-      <w:proofErr w:type="gramStart"/>
-      <w:r>
-        <w:t>counts</w:t>
-      </w:r>
-      <w:proofErr w:type="spellEnd"/>
-      <w:r>
-        <w:t>(</w:t>
-      </w:r>
-      <w:proofErr w:type="gramEnd"/>
-      <w:r>
-        <w:t xml:space="preserve">), </w:t>
-      </w:r>
-      <w:proofErr w:type="gramStart"/>
-      <w:r>
-        <w:t>duplicated(</w:t>
-      </w:r>
-      <w:proofErr w:type="gramEnd"/>
-      <w:r>
-        <w:t xml:space="preserve">), </w:t>
-      </w:r>
-      <w:proofErr w:type="spellStart"/>
-      <w:proofErr w:type="gramStart"/>
-      <w:r>
-        <w:t>dropna</w:t>
-      </w:r>
-      <w:proofErr w:type="spellEnd"/>
-      <w:r>
-        <w:t>(</w:t>
-      </w:r>
-      <w:proofErr w:type="gramEnd"/>
-      <w:r>
-        <w:t>), and the IQR method.</w:t>
+        <w:t>Methods used: isnull(), sum(), groupby(), value_counts(), duplicated(), dropna(), and the IQR method.</w:t>
       </w:r>
     </w:p>
     <w:p>
@@ -1444,6 +1292,9 @@
     </w:p>
     <w:p>
       <w:r>
+        <w:rPr>
+          <w:noProof/>
+        </w:rPr>
         <w:lastRenderedPageBreak/>
         <w:drawing>
           <wp:inline distT="0" distB="0" distL="0" distR="0" wp14:anchorId="3C32944A" wp14:editId="7B6FBCBC">
@@ -1484,6 +1335,9 @@
     </w:p>
     <w:p>
       <w:r>
+        <w:rPr>
+          <w:noProof/>
+        </w:rPr>
         <w:drawing>
           <wp:inline distT="0" distB="0" distL="0" distR="0" wp14:anchorId="041BCD08" wp14:editId="03939AB9">
             <wp:extent cx="5731510" cy="1148715"/>
@@ -1523,6 +1377,9 @@
     </w:p>
     <w:p>
       <w:r>
+        <w:rPr>
+          <w:noProof/>
+        </w:rPr>
         <w:drawing>
           <wp:inline distT="0" distB="0" distL="0" distR="0" wp14:anchorId="669579BF" wp14:editId="505E6A55">
             <wp:extent cx="3368040" cy="2952503"/>
@@ -1705,86 +1562,7 @@
     </w:p>
     <w:p>
       <w:r>
-        <w:t xml:space="preserve">Methods used: </w:t>
-      </w:r>
-      <w:proofErr w:type="gramStart"/>
-      <w:r>
-        <w:t>sample(</w:t>
-      </w:r>
-      <w:proofErr w:type="gramEnd"/>
-      <w:r>
-        <w:t xml:space="preserve">), </w:t>
-      </w:r>
-      <w:proofErr w:type="gramStart"/>
-      <w:r>
-        <w:t>mean(</w:t>
-      </w:r>
-      <w:proofErr w:type="gramEnd"/>
-      <w:r>
-        <w:t xml:space="preserve">), </w:t>
-      </w:r>
-      <w:proofErr w:type="spellStart"/>
-      <w:proofErr w:type="gramStart"/>
-      <w:r>
-        <w:t>histplot</w:t>
-      </w:r>
-      <w:proofErr w:type="spellEnd"/>
-      <w:r>
-        <w:t>(</w:t>
-      </w:r>
-      <w:proofErr w:type="gramEnd"/>
-      <w:r>
-        <w:t xml:space="preserve">), </w:t>
-      </w:r>
-      <w:proofErr w:type="gramStart"/>
-      <w:r>
-        <w:t>scatterplot(</w:t>
-      </w:r>
-      <w:proofErr w:type="gramEnd"/>
-      <w:r>
-        <w:t xml:space="preserve">), </w:t>
-      </w:r>
-      <w:proofErr w:type="spellStart"/>
-      <w:proofErr w:type="gramStart"/>
-      <w:r>
-        <w:t>corr</w:t>
-      </w:r>
-      <w:proofErr w:type="spellEnd"/>
-      <w:r>
-        <w:t>(</w:t>
-      </w:r>
-      <w:proofErr w:type="gramEnd"/>
-      <w:r>
-        <w:t xml:space="preserve">), </w:t>
-      </w:r>
-      <w:proofErr w:type="spellStart"/>
-      <w:r>
-        <w:t>value_</w:t>
-      </w:r>
-      <w:proofErr w:type="gramStart"/>
-      <w:r>
-        <w:t>counts</w:t>
-      </w:r>
-      <w:proofErr w:type="spellEnd"/>
-      <w:r>
-        <w:t>(</w:t>
-      </w:r>
-      <w:proofErr w:type="gramEnd"/>
-      <w:r>
-        <w:t xml:space="preserve">), and </w:t>
-      </w:r>
-      <w:proofErr w:type="spellStart"/>
-      <w:proofErr w:type="gramStart"/>
-      <w:r>
-        <w:t>groupby</w:t>
-      </w:r>
-      <w:proofErr w:type="spellEnd"/>
-      <w:r>
-        <w:t>(</w:t>
-      </w:r>
-      <w:proofErr w:type="gramEnd"/>
-      <w:r>
-        <w:t>).</w:t>
+        <w:t>Methods used: sample(), mean(), histplot(), scatterplot(), corr(), value_counts(), and groupby().</w:t>
       </w:r>
     </w:p>
     <w:p>
@@ -1868,6 +1646,9 @@
     </w:p>
     <w:p>
       <w:r>
+        <w:rPr>
+          <w:noProof/>
+        </w:rPr>
         <w:drawing>
           <wp:inline distT="0" distB="0" distL="0" distR="0" wp14:anchorId="1B1BE5A3" wp14:editId="54AAB6E3">
             <wp:extent cx="5731510" cy="2198370"/>
@@ -1907,6 +1688,9 @@
     </w:p>
     <w:p>
       <w:r>
+        <w:rPr>
+          <w:noProof/>
+        </w:rPr>
         <w:drawing>
           <wp:inline distT="0" distB="0" distL="0" distR="0" wp14:anchorId="3E2F2228" wp14:editId="5F54A794">
             <wp:extent cx="5731510" cy="3602990"/>
@@ -1946,6 +1730,9 @@
     </w:p>
     <w:p>
       <w:r>
+        <w:rPr>
+          <w:noProof/>
+        </w:rPr>
         <w:lastRenderedPageBreak/>
         <w:drawing>
           <wp:inline distT="0" distB="0" distL="0" distR="0" wp14:anchorId="3BB905D2" wp14:editId="79D002D3">
@@ -2126,44 +1913,7 @@
     </w:p>
     <w:p>
       <w:r>
-        <w:t xml:space="preserve">Methods used: shape, </w:t>
-      </w:r>
-      <w:proofErr w:type="gramStart"/>
-      <w:r>
-        <w:t>describe(</w:t>
-      </w:r>
-      <w:proofErr w:type="gramEnd"/>
-      <w:r>
-        <w:t xml:space="preserve">), </w:t>
-      </w:r>
-      <w:proofErr w:type="spellStart"/>
-      <w:proofErr w:type="gramStart"/>
-      <w:r>
-        <w:t>isnull</w:t>
-      </w:r>
-      <w:proofErr w:type="spellEnd"/>
-      <w:r>
-        <w:t>(</w:t>
-      </w:r>
-      <w:proofErr w:type="gramEnd"/>
-      <w:r>
-        <w:t xml:space="preserve">), </w:t>
-      </w:r>
-      <w:proofErr w:type="gramStart"/>
-      <w:r>
-        <w:t>sum(</w:t>
-      </w:r>
-      <w:proofErr w:type="gramEnd"/>
-      <w:r>
-        <w:t xml:space="preserve">), </w:t>
-      </w:r>
-      <w:proofErr w:type="gramStart"/>
-      <w:r>
-        <w:t>duplicated(</w:t>
-      </w:r>
-      <w:proofErr w:type="gramEnd"/>
-      <w:r>
-        <w:t>), and the IQR method.</w:t>
+        <w:t>Methods used: shape, describe(), isnull(), sum(), duplicated(), and the IQR method.</w:t>
       </w:r>
     </w:p>
     <w:p>
@@ -2321,6 +2071,9 @@
     </w:p>
     <w:p>
       <w:r>
+        <w:rPr>
+          <w:noProof/>
+        </w:rPr>
         <w:lastRenderedPageBreak/>
         <w:drawing>
           <wp:inline distT="0" distB="0" distL="0" distR="0" wp14:anchorId="0C2B3110" wp14:editId="71C1A2DF">
@@ -2468,78 +2221,7 @@
     </w:p>
     <w:p>
       <w:r>
-        <w:t xml:space="preserve">Methods used: </w:t>
-      </w:r>
-      <w:proofErr w:type="spellStart"/>
-      <w:r>
-        <w:t>to_</w:t>
-      </w:r>
-      <w:proofErr w:type="gramStart"/>
-      <w:r>
-        <w:t>datetime</w:t>
-      </w:r>
-      <w:proofErr w:type="spellEnd"/>
-      <w:r>
-        <w:t>(</w:t>
-      </w:r>
-      <w:proofErr w:type="gramEnd"/>
-      <w:r>
-        <w:t xml:space="preserve">), </w:t>
-      </w:r>
-      <w:proofErr w:type="spellStart"/>
-      <w:r>
-        <w:t>dayofyear</w:t>
-      </w:r>
-      <w:proofErr w:type="spellEnd"/>
-      <w:r>
-        <w:t xml:space="preserve">, </w:t>
-      </w:r>
-      <w:proofErr w:type="spellStart"/>
-      <w:proofErr w:type="gramStart"/>
-      <w:r>
-        <w:t>dropna</w:t>
-      </w:r>
-      <w:proofErr w:type="spellEnd"/>
-      <w:r>
-        <w:t>(</w:t>
-      </w:r>
-      <w:proofErr w:type="gramEnd"/>
-      <w:r>
-        <w:t xml:space="preserve">), </w:t>
-      </w:r>
-      <w:proofErr w:type="gramStart"/>
-      <w:r>
-        <w:t>sample(</w:t>
-      </w:r>
-      <w:proofErr w:type="gramEnd"/>
-      <w:r>
-        <w:t xml:space="preserve">), </w:t>
-      </w:r>
-      <w:proofErr w:type="spellStart"/>
-      <w:proofErr w:type="gramStart"/>
-      <w:r>
-        <w:t>StandardScaler</w:t>
-      </w:r>
-      <w:proofErr w:type="spellEnd"/>
-      <w:r>
-        <w:t>(</w:t>
-      </w:r>
-      <w:proofErr w:type="gramEnd"/>
-      <w:r>
-        <w:t xml:space="preserve">), and </w:t>
-      </w:r>
-      <w:proofErr w:type="spellStart"/>
-      <w:proofErr w:type="gramStart"/>
-      <w:r>
-        <w:t>MinMaxScaler</w:t>
-      </w:r>
-      <w:proofErr w:type="spellEnd"/>
-      <w:r>
-        <w:t>(</w:t>
-      </w:r>
-      <w:proofErr w:type="gramEnd"/>
-      <w:r>
-        <w:t>).</w:t>
+        <w:t>Methods used: to_datetime(), dayofyear, dropna(), sample(), StandardScaler(), and MinMaxScaler().</w:t>
       </w:r>
     </w:p>
     <w:p>
@@ -2584,15 +2266,7 @@
     </w:p>
     <w:p>
       <w:r>
-        <w:t xml:space="preserve">We converted the flight date column into a datetime format. Using this column, we created a new feature called </w:t>
-      </w:r>
-      <w:proofErr w:type="spellStart"/>
-      <w:r>
-        <w:t>day_of_year</w:t>
-      </w:r>
-      <w:proofErr w:type="spellEnd"/>
-      <w:r>
-        <w:t>, which represents the day number within the year.</w:t>
+        <w:t>We converted the flight date column into a datetime format. Using this column, we created a new feature called day_of_year, which represents the day number within the year.</w:t>
       </w:r>
     </w:p>
     <w:p>
@@ -2606,21 +2280,8 @@
       </w:r>
     </w:p>
     <w:p>
-      <w:proofErr w:type="spellStart"/>
-      <w:r>
-        <w:t>StandardScaler</w:t>
-      </w:r>
-      <w:proofErr w:type="spellEnd"/>
-      <w:r>
-        <w:t xml:space="preserve"> was used to standardize the numerical features. </w:t>
-      </w:r>
-      <w:proofErr w:type="spellStart"/>
-      <w:r>
-        <w:t>MinMaxScaler</w:t>
-      </w:r>
-      <w:proofErr w:type="spellEnd"/>
-      <w:r>
-        <w:t xml:space="preserve"> was also applied to scale the values between 0 and 1.</w:t>
+      <w:r>
+        <w:t>StandardScaler was used to standardize the numerical features. MinMaxScaler was also applied to scale the values between 0 and 1.</w:t>
       </w:r>
     </w:p>
     <w:p>
@@ -2649,28 +2310,12 @@
     </w:p>
     <w:p>
       <w:r>
-        <w:t xml:space="preserve">The </w:t>
-      </w:r>
-      <w:proofErr w:type="spellStart"/>
-      <w:r>
-        <w:t>day_of_year</w:t>
-      </w:r>
-      <w:proofErr w:type="spellEnd"/>
-      <w:r>
-        <w:t xml:space="preserve"> feature represents flight dates using a numerical value, which can be useful when examining changes over the year.</w:t>
-      </w:r>
-    </w:p>
-    <w:p>
-      <w:r>
-        <w:t xml:space="preserve">Standardization brings the numerical features to a common scale by </w:t>
-      </w:r>
-      <w:proofErr w:type="spellStart"/>
-      <w:r>
-        <w:t>centering</w:t>
-      </w:r>
-      <w:proofErr w:type="spellEnd"/>
-      <w:r>
-        <w:t xml:space="preserve"> them around zero and scaling their spread. Min-Max scaling transforms the selected features to a range between 0 and 1.</w:t>
+        <w:t>The day_of_year feature represents flight dates using a numerical value, which can be useful when examining changes over the year.</w:t>
+      </w:r>
+    </w:p>
+    <w:p>
+      <w:r>
+        <w:t>Standardization brings the numerical features to a common scale by centering them around zero and scaling their spread. Min-Max scaling transforms the selected features to a range between 0 and 1.</w:t>
       </w:r>
     </w:p>
     <w:p>
@@ -2680,6 +2325,9 @@
     </w:p>
     <w:p>
       <w:r>
+        <w:rPr>
+          <w:noProof/>
+        </w:rPr>
         <w:drawing>
           <wp:inline distT="0" distB="0" distL="0" distR="0" wp14:anchorId="089E79FC" wp14:editId="11FB1AF3">
             <wp:extent cx="5731510" cy="2541270"/>
@@ -2772,23 +2420,7 @@
         </w:numPr>
       </w:pPr>
       <w:r>
-        <w:t xml:space="preserve">SURYA S – Applied </w:t>
-      </w:r>
-      <w:proofErr w:type="spellStart"/>
-      <w:r>
-        <w:t>StandardScaler</w:t>
-      </w:r>
-      <w:proofErr w:type="spellEnd"/>
-      <w:r>
-        <w:t xml:space="preserve"> and </w:t>
-      </w:r>
-      <w:proofErr w:type="spellStart"/>
-      <w:r>
-        <w:t>MinMaxScaler</w:t>
-      </w:r>
-      <w:proofErr w:type="spellEnd"/>
-      <w:r>
-        <w:t>.</w:t>
+        <w:t>SURYA S – Applied StandardScaler and MinMaxScaler.</w:t>
       </w:r>
     </w:p>
     <w:p>
@@ -2869,86 +2501,7 @@
     </w:p>
     <w:p>
       <w:r>
-        <w:t xml:space="preserve">Methods used: </w:t>
-      </w:r>
-      <w:proofErr w:type="spellStart"/>
-      <w:proofErr w:type="gramStart"/>
-      <w:r>
-        <w:t>dropna</w:t>
-      </w:r>
-      <w:proofErr w:type="spellEnd"/>
-      <w:r>
-        <w:t>(</w:t>
-      </w:r>
-      <w:proofErr w:type="gramEnd"/>
-      <w:r>
-        <w:t xml:space="preserve">), </w:t>
-      </w:r>
-      <w:proofErr w:type="gramStart"/>
-      <w:r>
-        <w:t>sample(</w:t>
-      </w:r>
-      <w:proofErr w:type="gramEnd"/>
-      <w:r>
-        <w:t xml:space="preserve">), </w:t>
-      </w:r>
-      <w:proofErr w:type="spellStart"/>
-      <w:proofErr w:type="gramStart"/>
-      <w:r>
-        <w:t>StandardScaler</w:t>
-      </w:r>
-      <w:proofErr w:type="spellEnd"/>
-      <w:r>
-        <w:t>(</w:t>
-      </w:r>
-      <w:proofErr w:type="gramEnd"/>
-      <w:r>
-        <w:t xml:space="preserve">), </w:t>
-      </w:r>
-      <w:proofErr w:type="gramStart"/>
-      <w:r>
-        <w:t>PCA(</w:t>
-      </w:r>
-      <w:proofErr w:type="gramEnd"/>
-      <w:r>
-        <w:t xml:space="preserve">), </w:t>
-      </w:r>
-      <w:proofErr w:type="spellStart"/>
-      <w:r>
-        <w:t>fit_</w:t>
-      </w:r>
-      <w:proofErr w:type="gramStart"/>
-      <w:r>
-        <w:t>transform</w:t>
-      </w:r>
-      <w:proofErr w:type="spellEnd"/>
-      <w:r>
-        <w:t>(</w:t>
-      </w:r>
-      <w:proofErr w:type="gramEnd"/>
-      <w:r>
-        <w:t xml:space="preserve">), </w:t>
-      </w:r>
-      <w:proofErr w:type="spellStart"/>
-      <w:r>
-        <w:t>explained_variance_ratio</w:t>
-      </w:r>
-      <w:proofErr w:type="spellEnd"/>
-      <w:r>
-        <w:t xml:space="preserve">_, and </w:t>
-      </w:r>
-      <w:proofErr w:type="spellStart"/>
-      <w:proofErr w:type="gramStart"/>
-      <w:r>
-        <w:t>cumsum</w:t>
-      </w:r>
-      <w:proofErr w:type="spellEnd"/>
-      <w:r>
-        <w:t>(</w:t>
-      </w:r>
-      <w:proofErr w:type="gramEnd"/>
-      <w:r>
-        <w:t>).</w:t>
+        <w:t>Methods used: dropna(), sample(), StandardScaler(), PCA(), fit_transform(), explained_variance_ratio_, and cumsum().</w:t>
       </w:r>
     </w:p>
     <w:p>
@@ -2982,15 +2535,7 @@
     </w:p>
     <w:p>
       <w:r>
-        <w:t xml:space="preserve">Before applying PCA, we standardized the selected features using </w:t>
-      </w:r>
-      <w:proofErr w:type="spellStart"/>
-      <w:r>
-        <w:t>StandardScaler</w:t>
-      </w:r>
-      <w:proofErr w:type="spellEnd"/>
-      <w:r>
-        <w:t>. This was necessary because the features have different numerical ranges.</w:t>
+        <w:t>Before applying PCA, we standardized the selected features using StandardScaler. This was necessary because the features have different numerical ranges.</w:t>
       </w:r>
     </w:p>
     <w:p>
@@ -3045,6 +2590,9 @@
     </w:p>
     <w:p>
       <w:r>
+        <w:rPr>
+          <w:noProof/>
+        </w:rPr>
         <w:drawing>
           <wp:inline distT="0" distB="0" distL="0" distR="0" wp14:anchorId="0B8BFBB6" wp14:editId="374E9ACB">
             <wp:extent cx="5731510" cy="1253490"/>
@@ -3084,6 +2632,9 @@
     </w:p>
     <w:p>
       <w:r>
+        <w:rPr>
+          <w:noProof/>
+        </w:rPr>
         <w:drawing>
           <wp:inline distT="0" distB="0" distL="0" distR="0" wp14:anchorId="7A140AED" wp14:editId="2FC00B18">
             <wp:extent cx="5731510" cy="3238500"/>
@@ -3211,19 +2762,7 @@
     </w:p>
     <w:p>
       <w:r>
-        <w:t xml:space="preserve">In this project, we </w:t>
-      </w:r>
-      <w:proofErr w:type="spellStart"/>
-      <w:r>
-        <w:t>analyzed</w:t>
-      </w:r>
-      <w:proofErr w:type="spellEnd"/>
-      <w:r>
-        <w:t xml:space="preserve"> flight data to understand delays, cancellations, and other flight-related information. We started by studying the dataset and checking its structure, data types, and missing </w:t>
-      </w:r>
-      <w:proofErr w:type="gramStart"/>
-      <w:r>
-        <w:t>values</w:t>
+        <w:t>In this project, we analyzed flight data to understand delays, cancellations, and other flight-related information. We started by studying the dataset and checking its structure, data types, and missing values</w:t>
       </w:r>
       <w:r>
         <w:t xml:space="preserve"> </w:t>
@@ -3231,7 +2770,6 @@
       <w:r>
         <w:t>.</w:t>
       </w:r>
-      <w:proofErr w:type="gramEnd"/>
       <w:r>
         <w:t xml:space="preserve"> </w:t>
       </w:r>
@@ -5261,7 +4799,6 @@
   <w:style w:type="character" w:default="1" w:styleId="DefaultParagraphFont">
     <w:name w:val="Default Paragraph Font"/>
     <w:uiPriority w:val="1"/>
-    <w:semiHidden/>
     <w:unhideWhenUsed/>
   </w:style>
   <w:style w:type="table" w:default="1" w:styleId="TableNormal">
